--- a/backend/src/CongTacDang.Infrastructure/Templates/Word/Mau_17_KeHoachHoTro.docx
+++ b/backend/src/CongTacDang.Infrastructure/Templates/Word/Mau_17_KeHoachHoTro.docx
@@ -77,6 +77,13 @@
                 </w:r>
               </w:sdtContent>
             </w:sdt>
+            <w:r>
+              <w:rPr>
+                <w:b/>
+                <w:sz w:val="24"/>
+              </w:rPr>
+              <w:br/>
+            </w:r>
             <w:sdt>
               <w:sdtPr>
                 <w:alias w:val="ORG_COMPANY_NAME_UPPER"/>
@@ -88,7 +95,6 @@
                     <w:b/>
                     <w:sz w:val="24"/>
                   </w:rPr>
-                  <w:br/>
                   <w:t>TÊN CƠ QUAN / ĐƠN VỊ</w:t>
                 </w:r>
               </w:sdtContent>
@@ -154,15 +160,31 @@
                 <w:bCs/>
                 <w:sz w:val="24"/>
               </w:rPr>
-              <w:t xml:space="preserve">, ngày …… tháng …… năm 202</w:t>
+              <w:t xml:space="preserve">, </w:t>
             </w:r>
-            <w:r>
-              <w:rPr>
-                <w:b/>
-                <w:sz w:val="24"/>
-              </w:rPr>
-              <w:t>…</w:t>
-            </w:r>
+            <w:sdt>
+              <w:sdtPr>
+                <w:alias w:val="DATE_LINE"/>
+                <w:tag w:val="DATE_LINE"/>
+                <w:id w:val="900001"/>
+              </w:sdtPr>
+              <w:sdtContent>
+                <w:r>
+                  <w:rPr>
+                    <w:bCs/>
+                    <w:sz w:val="24"/>
+                  </w:rPr>
+                  <w:t xml:space="preserve">ngày …… tháng …… năm 202</w:t>
+                </w:r>
+                <w:r>
+                  <w:rPr>
+                    <w:b/>
+                    <w:sz w:val="24"/>
+                  </w:rPr>
+                  <w:t xml:space="preserve">…</w:t>
+                </w:r>
+              </w:sdtContent>
+            </w:sdt>
           </w:p>
         </w:tc>
       </w:tr>
